--- a/Exp-2/Experiment-2.docx
+++ b/Exp-2/Experiment-2.docx
@@ -105,6 +105,15 @@
           <w:sz w:val="28"/>
           <w:szCs w:val="28"/>
         </w:rPr>
+        <w:t>adav</w:t>
+      </w:r>
+      <w:r>
+        <w:rPr>
+          <w:rFonts w:ascii="Times New Roman" w:hAnsi="Times New Roman"/>
+          <w:b/>
+          <w:sz w:val="28"/>
+          <w:szCs w:val="28"/>
+        </w:rPr>
         <w:tab/>
       </w:r>
       <w:r>
@@ -174,45 +183,32 @@
           <w:szCs w:val="28"/>
         </w:rPr>
       </w:pPr>
-      <w:proofErr w:type="spellStart"/>
-      <w:r>
-        <w:rPr>
-          <w:rFonts w:ascii="Times New Roman" w:hAnsi="Times New Roman"/>
-          <w:b/>
-          <w:sz w:val="28"/>
-          <w:szCs w:val="28"/>
-        </w:rPr>
-        <w:t>Branch</w:t>
-      </w:r>
-      <w:proofErr w:type="gramStart"/>
-      <w:r>
-        <w:rPr>
-          <w:rFonts w:ascii="Times New Roman" w:hAnsi="Times New Roman"/>
-          <w:b/>
-          <w:sz w:val="28"/>
-          <w:szCs w:val="28"/>
-        </w:rPr>
-        <w:t>:</w:t>
-      </w:r>
-      <w:r>
-        <w:rPr>
-          <w:rFonts w:ascii="Times New Roman" w:hAnsi="Times New Roman"/>
-          <w:b/>
-          <w:sz w:val="28"/>
-          <w:szCs w:val="28"/>
-        </w:rPr>
-        <w:t>MCA</w:t>
-      </w:r>
-      <w:proofErr w:type="spellEnd"/>
-      <w:proofErr w:type="gramEnd"/>
-      <w:r>
-        <w:rPr>
-          <w:rFonts w:ascii="Times New Roman" w:hAnsi="Times New Roman"/>
-          <w:b/>
-          <w:sz w:val="28"/>
-          <w:szCs w:val="28"/>
-        </w:rPr>
-        <w:t xml:space="preserve"> (AI&amp;ML)</w:t>
+      <w:r>
+        <w:rPr>
+          <w:rFonts w:ascii="Times New Roman" w:hAnsi="Times New Roman"/>
+          <w:b/>
+          <w:sz w:val="28"/>
+          <w:szCs w:val="28"/>
+        </w:rPr>
+        <w:t>Branch:</w:t>
+      </w:r>
+      <w:r>
+        <w:rPr>
+          <w:rFonts w:ascii="Times New Roman" w:hAnsi="Times New Roman"/>
+          <w:b/>
+          <w:sz w:val="28"/>
+          <w:szCs w:val="28"/>
+        </w:rPr>
+        <w:t xml:space="preserve"> </w:t>
+      </w:r>
+      <w:r>
+        <w:rPr>
+          <w:rFonts w:ascii="Times New Roman" w:hAnsi="Times New Roman"/>
+          <w:b/>
+          <w:sz w:val="28"/>
+          <w:szCs w:val="28"/>
+        </w:rPr>
+        <w:t>MCA (AI&amp;ML)</w:t>
       </w:r>
       <w:r>
         <w:rPr>
@@ -267,6 +263,15 @@
           <w:sz w:val="28"/>
           <w:szCs w:val="28"/>
         </w:rPr>
+        <w:t xml:space="preserve"> </w:t>
+      </w:r>
+      <w:r>
+        <w:rPr>
+          <w:rFonts w:ascii="Times New Roman" w:hAnsi="Times New Roman"/>
+          <w:b/>
+          <w:sz w:val="28"/>
+          <w:szCs w:val="28"/>
+        </w:rPr>
         <w:t>1/A</w:t>
       </w:r>
     </w:p>
@@ -297,6 +302,15 @@
           <w:sz w:val="28"/>
           <w:szCs w:val="28"/>
         </w:rPr>
+        <w:t xml:space="preserve"> </w:t>
+      </w:r>
+      <w:r>
+        <w:rPr>
+          <w:rFonts w:ascii="Times New Roman" w:hAnsi="Times New Roman"/>
+          <w:b/>
+          <w:sz w:val="28"/>
+          <w:szCs w:val="28"/>
+        </w:rPr>
         <w:t>2nd</w:t>
       </w:r>
       <w:r>
@@ -380,6 +394,16 @@
           <w:lang w:val="en-IN"/>
         </w:rPr>
         <w:t>Date of Performance:</w:t>
+      </w:r>
+      <w:r>
+        <w:rPr>
+          <w:rFonts w:ascii="Times New Roman" w:hAnsi="Times New Roman"/>
+          <w:b/>
+          <w:sz w:val="28"/>
+          <w:szCs w:val="28"/>
+          <w:lang w:val="en-IN"/>
+        </w:rPr>
+        <w:t xml:space="preserve"> </w:t>
       </w:r>
       <w:r>
         <w:rPr>
@@ -462,17 +486,15 @@
         </w:rPr>
         <w:t>Subject Name</w:t>
       </w:r>
-      <w:proofErr w:type="gramStart"/>
-      <w:r>
-        <w:rPr>
-          <w:rFonts w:ascii="Times New Roman" w:hAnsi="Times New Roman"/>
-          <w:b/>
-          <w:sz w:val="28"/>
-          <w:szCs w:val="28"/>
-        </w:rPr>
-        <w:t>:-</w:t>
-      </w:r>
-      <w:proofErr w:type="gramEnd"/>
+      <w:r>
+        <w:rPr>
+          <w:rFonts w:ascii="Times New Roman" w:hAnsi="Times New Roman"/>
+          <w:b/>
+          <w:sz w:val="28"/>
+          <w:szCs w:val="28"/>
+        </w:rPr>
+        <w:t>:</w:t>
+      </w:r>
       <w:r>
         <w:rPr>
           <w:rFonts w:ascii="Times New Roman" w:hAnsi="Times New Roman"/>
@@ -498,7 +520,27 @@
           <w:sz w:val="28"/>
           <w:szCs w:val="28"/>
         </w:rPr>
-        <w:t xml:space="preserve">   </w:t>
+        <w:t xml:space="preserve"> </w:t>
+      </w:r>
+      <w:r>
+        <w:rPr>
+          <w:rFonts w:ascii="Times New Roman" w:hAnsi="Times New Roman"/>
+          <w:b/>
+          <w:sz w:val="28"/>
+          <w:szCs w:val="28"/>
+        </w:rPr>
+        <w:tab/>
+      </w:r>
+      <w:bookmarkStart w:id="0" w:name="_GoBack"/>
+      <w:bookmarkEnd w:id="0"/>
+      <w:r>
+        <w:rPr>
+          <w:rFonts w:ascii="Times New Roman" w:hAnsi="Times New Roman"/>
+          <w:b/>
+          <w:sz w:val="28"/>
+          <w:szCs w:val="28"/>
+        </w:rPr>
+        <w:t xml:space="preserve">  </w:t>
       </w:r>
       <w:r>
         <w:rPr>
@@ -536,17 +578,16 @@
           <w:szCs w:val="28"/>
         </w:rPr>
         <w:tab/>
-        <w:t xml:space="preserve">   </w:t>
-      </w:r>
-      <w:r>
-        <w:rPr>
-          <w:rFonts w:ascii="Times New Roman" w:hAnsi="Times New Roman"/>
-          <w:b/>
-          <w:sz w:val="28"/>
-          <w:szCs w:val="28"/>
-        </w:rPr>
-        <w:tab/>
-        <w:t xml:space="preserve">   </w:t>
+        <w:t xml:space="preserve">  </w:t>
+      </w:r>
+      <w:r>
+        <w:rPr>
+          <w:rFonts w:ascii="Times New Roman" w:hAnsi="Times New Roman"/>
+          <w:b/>
+          <w:sz w:val="28"/>
+          <w:szCs w:val="28"/>
+        </w:rPr>
+        <w:t xml:space="preserve"> </w:t>
       </w:r>
       <w:r>
         <w:rPr>
@@ -3295,8 +3336,6 @@
           </wp:inline>
         </w:drawing>
       </w:r>
-      <w:bookmarkStart w:id="0" w:name="_GoBack"/>
-      <w:bookmarkEnd w:id="0"/>
     </w:p>
     <w:p>
       <w:pPr>
@@ -7698,7 +7737,7 @@
 </file>
 
 <file path=customXml/itemProps1.xml><?xml version="1.0" encoding="utf-8"?>
-<ds:datastoreItem xmlns:ds="http://schemas.openxmlformats.org/officeDocument/2006/customXml" ds:itemID="{213E8E09-0A5F-4D90-8794-780D18B677C0}">
+<ds:datastoreItem xmlns:ds="http://schemas.openxmlformats.org/officeDocument/2006/customXml" ds:itemID="{E5CE851C-1B85-4976-9115-33366C833FAD}">
   <ds:schemaRefs>
     <ds:schemaRef ds:uri="http://schemas.openxmlformats.org/officeDocument/2006/bibliography"/>
   </ds:schemaRefs>
